--- a/James Fallouh LHH Resume - Clean Draft.docx
+++ b/James Fallouh LHH Resume - Clean Draft.docx
@@ -66,32 +66,9 @@
             <w:sz w:val="22"/>
             <w:szCs w:val="22"/>
           </w:rPr>
-          <w:t>Link</w:t>
-        </w:r>
-        <w:r>
-          <w:rPr>
-            <w:rStyle w:val="Hyperlink"/>
-            <w:sz w:val="22"/>
-            <w:szCs w:val="22"/>
-          </w:rPr>
-          <w:t>e</w:t>
-        </w:r>
-        <w:r>
-          <w:rPr>
-            <w:rStyle w:val="Hyperlink"/>
-            <w:sz w:val="22"/>
-            <w:szCs w:val="22"/>
-          </w:rPr>
-          <w:t>dIn</w:t>
+          <w:t>LinkedIn</w:t>
         </w:r>
       </w:hyperlink>
-      <w:r>
-        <w:rPr>
-          <w:sz w:val="22"/>
-          <w:szCs w:val="22"/>
-        </w:rPr>
-        <w:t>/</w:t>
-      </w:r>
       <w:r>
         <w:rPr>
           <w:sz w:val="22"/>
@@ -172,6 +149,8 @@
           <w:szCs w:val="24"/>
         </w:rPr>
       </w:pPr>
+      <w:bookmarkStart w:id="0" w:name="_GoBack"/>
+      <w:bookmarkEnd w:id="0"/>
       <w:r>
         <w:rPr>
           <w:caps/>
@@ -1249,8 +1228,6 @@
           <w:szCs w:val="22"/>
         </w:rPr>
       </w:pPr>
-      <w:bookmarkStart w:id="0" w:name="_GoBack"/>
-      <w:bookmarkEnd w:id="0"/>
     </w:p>
     <w:p>
       <w:pPr>
@@ -3816,6 +3793,7 @@
   <w:style w:type="character" w:default="1" w:styleId="DefaultParagraphFont">
     <w:name w:val="Default Paragraph Font"/>
     <w:uiPriority w:val="1"/>
+    <w:semiHidden/>
     <w:unhideWhenUsed/>
   </w:style>
   <w:style w:type="table" w:default="1" w:styleId="TableNormal">
@@ -4619,6 +4597,7 @@
   <w:style w:type="character" w:default="1" w:styleId="DefaultParagraphFont">
     <w:name w:val="Default Paragraph Font"/>
     <w:uiPriority w:val="1"/>
+    <w:semiHidden/>
     <w:unhideWhenUsed/>
   </w:style>
   <w:style w:type="table" w:default="1" w:styleId="TableNormal">
@@ -5351,7 +5330,7 @@
   <a:extraClrSchemeLst/>
   <a:extLst>
     <a:ext uri="{05A4C25C-085E-4340-85A3-A5531E510DB2}">
-      <thm15:themeFamily xmlns:thm15="http://schemas.microsoft.com/office/thememl/2012/main" xmlns="" name="Office Theme" id="{62F939B6-93AF-4DB8-9C6B-D6C7DFDC589F}" vid="{4A3C46E8-61CC-4603-A589-7422A47A8E4A}"/>
+      <thm15:themeFamily xmlns="" xmlns:thm15="http://schemas.microsoft.com/office/thememl/2012/main" name="Office Theme" id="{62F939B6-93AF-4DB8-9C6B-D6C7DFDC589F}" vid="{4A3C46E8-61CC-4603-A589-7422A47A8E4A}"/>
     </a:ext>
   </a:extLst>
 </a:theme>

--- a/James Fallouh LHH Resume - Clean Draft.docx
+++ b/James Fallouh LHH Resume - Clean Draft.docx
@@ -83,7 +83,17 @@
             <w:sz w:val="22"/>
             <w:szCs w:val="22"/>
           </w:rPr>
-          <w:t>GitHub</w:t>
+          <w:t>Git</w:t>
+        </w:r>
+        <w:bookmarkStart w:id="0" w:name="_GoBack"/>
+        <w:bookmarkEnd w:id="0"/>
+        <w:r>
+          <w:rPr>
+            <w:rStyle w:val="Hyperlink"/>
+            <w:sz w:val="22"/>
+            <w:szCs w:val="22"/>
+          </w:rPr>
+          <w:t>Hub</w:t>
         </w:r>
       </w:hyperlink>
       <w:r>
@@ -97,12 +107,29 @@
         <w:r>
           <w:rPr>
             <w:rStyle w:val="Hyperlink"/>
-            <w:b/>
             <w:bCs/>
             <w:sz w:val="22"/>
             <w:szCs w:val="22"/>
           </w:rPr>
-          <w:t>Portfolio</w:t>
+          <w:t>Port</w:t>
+        </w:r>
+        <w:r>
+          <w:rPr>
+            <w:rStyle w:val="Hyperlink"/>
+            <w:bCs/>
+            <w:sz w:val="22"/>
+            <w:szCs w:val="22"/>
+          </w:rPr>
+          <w:t>f</w:t>
+        </w:r>
+        <w:r>
+          <w:rPr>
+            <w:rStyle w:val="Hyperlink"/>
+            <w:bCs/>
+            <w:sz w:val="22"/>
+            <w:szCs w:val="22"/>
+          </w:rPr>
+          <w:t>olio</w:t>
         </w:r>
       </w:hyperlink>
       <w:r>
@@ -119,7 +146,23 @@
             <w:sz w:val="22"/>
             <w:szCs w:val="22"/>
           </w:rPr>
-          <w:t>Stack Overflow</w:t>
+          <w:t>Stack Ov</w:t>
+        </w:r>
+        <w:r>
+          <w:rPr>
+            <w:rStyle w:val="Hyperlink"/>
+            <w:sz w:val="22"/>
+            <w:szCs w:val="22"/>
+          </w:rPr>
+          <w:t>e</w:t>
+        </w:r>
+        <w:r>
+          <w:rPr>
+            <w:rStyle w:val="Hyperlink"/>
+            <w:sz w:val="22"/>
+            <w:szCs w:val="22"/>
+          </w:rPr>
+          <w:t>rflow</w:t>
         </w:r>
       </w:hyperlink>
     </w:p>
@@ -149,8 +192,6 @@
           <w:szCs w:val="24"/>
         </w:rPr>
       </w:pPr>
-      <w:bookmarkStart w:id="0" w:name="_GoBack"/>
-      <w:bookmarkEnd w:id="0"/>
       <w:r>
         <w:rPr>
           <w:caps/>
@@ -5330,7 +5371,7 @@
   <a:extraClrSchemeLst/>
   <a:extLst>
     <a:ext uri="{05A4C25C-085E-4340-85A3-A5531E510DB2}">
-      <thm15:themeFamily xmlns="" xmlns:thm15="http://schemas.microsoft.com/office/thememl/2012/main" name="Office Theme" id="{62F939B6-93AF-4DB8-9C6B-D6C7DFDC589F}" vid="{4A3C46E8-61CC-4603-A589-7422A47A8E4A}"/>
+      <thm15:themeFamily xmlns:thm15="http://schemas.microsoft.com/office/thememl/2012/main" xmlns="" name="Office Theme" id="{62F939B6-93AF-4DB8-9C6B-D6C7DFDC589F}" vid="{4A3C46E8-61CC-4603-A589-7422A47A8E4A}"/>
     </a:ext>
   </a:extLst>
 </a:theme>
